--- a/static/templates/california_freewill.docx
+++ b/static/templates/california_freewill.docx
@@ -324,7 +324,21 @@
           <w:rtl w:val="0"/>
           <w:lang w:val="en-US"/>
         </w:rPr>
-        <w:t>I give the following wasiyyah gifts, if any, from the portion of my probate estate available for non-heir bequests under Islamic law and applicable civil law:</w:t>
+        <w:t>I give the following wasiyyah gifts, if any, from the portion of my probate estate available for non-heir bequests </w:t>
+      </w:r>
+      <w:r>
+        <w:rPr>
+          <w:bCs/>
+          <w:b/>
+        </w:rPr>
+        <w:t>under Islamic law</w:t>
+      </w:r>
+      <w:r>
+        <w:rPr>
+          <w:rtl w:val="0"/>
+          <w:lang w:val="en-US"/>
+        </w:rPr>
+        <w:t> and applicable civil law:</w:t>
       </w:r>
     </w:p>
     <w:tbl>
